--- a/dashboard/public/iran-war/reports/01_maga_split_v4.docx
+++ b/dashboard/public/iran-war/reports/01_maga_split_v4.docx
@@ -142,16 +142,19 @@
         <w:rPr>
           <w:rFonts w:hint="eastAsia"/>
         </w:rPr>
-        <w:t xml:space="preserve">日美国参与对伊朗发动联合打击之后，MAGA</w:t>
-      </w:r>
-      <w:r>
-        <w:t xml:space="preserve"> </w:t>
-      </w:r>
-      <w:r>
-        <w:rPr>
-          <w:rFonts w:hint="eastAsia"/>
-        </w:rPr>
-        <w:t xml:space="preserve">运动出现了</w:t>
+        <w:t xml:space="preserve">日美国参与对伊朗发动联合打击之后，MAGA（</w:t>
+      </w:r>
+      <w:r>
+        <w:rPr>
+          <w:rFonts w:hint="eastAsia"/>
+        </w:rPr>
+        <w:t xml:space="preserve">“让美国再次伟大”</w:t>
+      </w:r>
+      <w:r>
+        <w:rPr>
+          <w:rFonts w:hint="eastAsia"/>
+        </w:rPr>
+        <w:t xml:space="preserve">，特朗普的政治运动）运动出现了</w:t>
       </w:r>
       <w:r>
         <w:t xml:space="preserve"> 2016 </w:t>
@@ -680,6 +683,17 @@
         <w:t xml:space="preserve">）和外部竞争对手中国，而非中东——中东战争是精英掠夺纳税人资源的工具。</w:t>
       </w:r>
     </w:p>
+    <w:p>
+      <w:pPr>
+        <w:pStyle w:val="BodyText"/>
+      </w:pPr>
+      <w:r>
+        <w:rPr>
+          <w:rFonts w:hint="eastAsia"/>
+        </w:rPr>
+        <w:t xml:space="preserve">这一派在思想谱系上属于古典保守主义（paleoconservative，古老保守派，强调传统主义、孤立主义的右翼传统），与新保守主义（neoconservative，主张通过军事手段推广民主、维持美国霸权）形成直接对立。</w:t>
+      </w:r>
+    </w:p>
     <w:bookmarkEnd w:id="14"/>
     <w:bookmarkStart w:id="18" w:name="事实伊朗战争中的立场与行动"/>
     <w:p>
@@ -1080,7 +1094,16 @@
         <w:rPr>
           <w:rFonts w:hint="eastAsia"/>
         </w:rPr>
-        <w:t xml:space="preserve">），援引《战争权力决议》要求总统在</w:t>
+        <w:t xml:space="preserve">），援引</w:t>
+      </w:r>
+      <w:r>
+        <w:t xml:space="preserve"> </w:t>
+      </w:r>
+      <w:r>
+        <w:rPr>
+          <w:rFonts w:hint="eastAsia"/>
+        </w:rPr>
+        <w:t xml:space="preserve">WPR（1973年战争权力决议法案，要求总统在60天内获国会批准才能继续军事行动）要求总统在</w:t>
       </w:r>
       <w:r>
         <w:t xml:space="preserve"> 30 </w:t>
@@ -1089,7 +1112,7 @@
         <w:rPr>
           <w:rFonts w:hint="eastAsia"/>
         </w:rPr>
-        <w:t xml:space="preserve">天内从伊朗冲突中撤军。</w:t>
+        <w:t xml:space="preserve">天内从伊朗冲突中撤军。H.Con.Res.38（众议院第38号联合决议，引用战争权力法要求撤兵）的推动标志着孤立派首次将批评转化为具体立法程序。</w:t>
       </w:r>
     </w:p>
     <w:p>
@@ -2034,16 +2057,7 @@
         <w:rPr>
           <w:rFonts w:hint="eastAsia"/>
         </w:rPr>
-        <w:t xml:space="preserve">）。AIPAC</w:t>
-      </w:r>
-      <w:r>
-        <w:t xml:space="preserve"> </w:t>
-      </w:r>
-      <w:r>
-        <w:rPr>
-          <w:rFonts w:hint="eastAsia"/>
-        </w:rPr>
-        <w:t xml:space="preserve">为</w:t>
+        <w:t xml:space="preserve">）。AIPAC（美以公共事务委员会，美国最大的亲以色列游说组织）为</w:t>
       </w:r>
       <w:r>
         <w:t xml:space="preserve"> Johnson 2023 </w:t>
@@ -3397,7 +3411,25 @@
         <w:rPr>
           <w:rFonts w:hint="eastAsia"/>
         </w:rPr>
-        <w:t xml:space="preserve">美元，要求追补（</w:t>
+        <w:t xml:space="preserve">美元，要求追补。Musk</w:t>
+      </w:r>
+      <w:r>
+        <w:t xml:space="preserve"> </w:t>
+      </w:r>
+      <w:r>
+        <w:rPr>
+          <w:rFonts w:hint="eastAsia"/>
+        </w:rPr>
+        <w:t xml:space="preserve">同时澄清</w:t>
+      </w:r>
+      <w:r>
+        <w:t xml:space="preserve"> Starlink </w:t>
+      </w:r>
+      <w:r>
+        <w:rPr>
+          <w:rFonts w:hint="eastAsia"/>
+        </w:rPr>
+        <w:t xml:space="preserve">服务条款禁止将终端用于武器系统。（</w:t>
       </w:r>
       <w:hyperlink r:id="rId54">
         <w:r>
@@ -3412,25 +3444,7 @@
         <w:rPr>
           <w:rFonts w:hint="eastAsia"/>
         </w:rPr>
-        <w:t xml:space="preserve">）。Musk</w:t>
-      </w:r>
-      <w:r>
-        <w:t xml:space="preserve"> </w:t>
-      </w:r>
-      <w:r>
-        <w:rPr>
-          <w:rFonts w:hint="eastAsia"/>
-        </w:rPr>
-        <w:t xml:space="preserve">同时澄清</w:t>
-      </w:r>
-      <w:r>
-        <w:t xml:space="preserve"> Starlink </w:t>
-      </w:r>
-      <w:r>
-        <w:rPr>
-          <w:rFonts w:hint="eastAsia"/>
-        </w:rPr>
-        <w:t xml:space="preserve">服务条款禁止将终端用于武器系统。</w:t>
+        <w:t xml:space="preserve">）</w:t>
       </w:r>
     </w:p>
     <w:p>
@@ -3696,7 +3710,7 @@
     </w:p>
     <w:bookmarkEnd w:id="58"/>
     <w:bookmarkEnd w:id="59"/>
-    <w:bookmarkStart w:id="66" w:name="七aipac-资金的结构性作用"/>
+    <w:bookmarkStart w:id="67" w:name="七aipac-资金的结构性作用"/>
     <w:p>
       <w:pPr>
         <w:pStyle w:val="Heading2"/>
@@ -4385,7 +4399,7 @@
       </w:r>
     </w:p>
     <w:bookmarkEnd w:id="62"/>
-    <w:bookmarkStart w:id="65" w:name="事实2026-年新发展aipac-通过空壳-pac-隐匿资金"/>
+    <w:bookmarkStart w:id="66" w:name="事实2026-年新发展aipac-通过空壳-pac-隐匿资金"/>
     <w:p>
       <w:pPr>
         <w:pStyle w:val="Heading3"/>
@@ -4596,6 +4610,38 @@
             <w:rFonts w:hint="eastAsia"/>
           </w:rPr>
           <w:t xml:space="preserve">Review，2026-04-04</w:t>
+        </w:r>
+      </w:hyperlink>
+      <w:r>
+        <w:rPr>
+          <w:rFonts w:hint="eastAsia"/>
+        </w:rPr>
+        <w:t xml:space="preserve">）</w:t>
+      </w:r>
+    </w:p>
+    <w:p>
+      <w:pPr>
+        <w:pStyle w:val="BodyText"/>
+      </w:pPr>
+      <w:r>
+        <w:rPr>
+          <w:rFonts w:hint="eastAsia"/>
+        </w:rPr>
+        <w:t xml:space="preserve">CFR（美国外交关系协会）同期刊文分析国会在伊朗战争授权问题上的角色，记录了国会拒绝介入的制度性原因。（</w:t>
+      </w:r>
+      <w:hyperlink r:id="rId65">
+        <w:r>
+          <w:rPr>
+            <w:rStyle w:val="Hyperlink"/>
+            <w:rFonts w:hint="eastAsia"/>
+          </w:rPr>
+          <w:t xml:space="preserve">CFR：Congress</w:t>
+        </w:r>
+        <w:r>
+          <w:rPr>
+            <w:rStyle w:val="Hyperlink"/>
+          </w:rPr>
+          <w:t xml:space="preserve"> and Iran War Powers</w:t>
         </w:r>
       </w:hyperlink>
       <w:r>
@@ -4612,9 +4658,9 @@
         </w:pict>
       </w:r>
     </w:p>
-    <w:bookmarkEnd w:id="65"/>
     <w:bookmarkEnd w:id="66"/>
-    <w:bookmarkStart w:id="77" w:name="八民调数据90-支持背后的方法论问题"/>
+    <w:bookmarkEnd w:id="67"/>
+    <w:bookmarkStart w:id="78" w:name="八民调数据90-支持背后的方法论问题"/>
     <w:p>
       <w:pPr>
         <w:pStyle w:val="Heading2"/>
@@ -4635,7 +4681,7 @@
         <w:t xml:space="preserve">支持背后的方法论问题</w:t>
       </w:r>
     </w:p>
-    <w:bookmarkStart w:id="68" w:name="事实核心数字"/>
+    <w:bookmarkStart w:id="69" w:name="事实核心数字"/>
     <w:p>
       <w:pPr>
         <w:pStyle w:val="Heading3"/>
@@ -4791,7 +4837,7 @@
               <w:rPr>
                 <w:rFonts w:hint="eastAsia"/>
               </w:rPr>
-              <w:t xml:space="preserve">03-03，n=1000，MOE±3.1pp</w:t>
+              <w:t xml:space="preserve">03-03，n=1000，MOE±3.1pp（百分点）</w:t>
             </w:r>
           </w:p>
         </w:tc>
@@ -4902,7 +4948,7 @@
             <w:pPr>
               <w:pStyle w:val="Compact"/>
             </w:pPr>
-            <w:hyperlink r:id="rId67">
+            <w:hyperlink r:id="rId68">
               <w:r>
                 <w:rPr>
                   <w:rStyle w:val="Hyperlink"/>
@@ -5215,8 +5261,8 @@
         </w:tc>
       </w:tr>
     </w:tbl>
-    <w:bookmarkEnd w:id="68"/>
-    <w:bookmarkStart w:id="76" w:name="推断方法论警告"/>
+    <w:bookmarkEnd w:id="69"/>
+    <w:bookmarkStart w:id="77" w:name="推断方法论警告"/>
     <w:p>
       <w:pPr>
         <w:pStyle w:val="Heading3"/>
@@ -5247,7 +5293,7 @@
         </w:rPr>
         <w:t xml:space="preserve">存在选择性偏差问题。</w:t>
       </w:r>
-      <w:hyperlink r:id="rId69">
+      <w:hyperlink r:id="rId70">
         <w:r>
           <w:rPr>
             <w:rStyle w:val="Hyperlink"/>
@@ -5369,18 +5415,18 @@
           <wp:inline>
             <wp:extent cx="5334000" cy="872113"/>
             <wp:effectExtent b="0" l="0" r="0" t="0"/>
-            <wp:docPr descr="图2：关键事件链（2025 年 6 月至 2026 年 5 月）" title="" id="71" name="Picture"/>
+            <wp:docPr descr="图2：关键事件链（2025 年 6 月至 2026 年 5 月）" title="" id="72" name="Picture"/>
             <a:graphic>
               <a:graphicData uri="http://schemas.openxmlformats.org/drawingml/2006/picture">
                 <pic:pic>
                   <pic:nvPicPr>
-                    <pic:cNvPr descr="assets/fig01_2.png" id="72" name="Picture"/>
+                    <pic:cNvPr descr="assets/fig01_2.png" id="73" name="Picture"/>
                     <pic:cNvPicPr>
                       <a:picLocks noChangeArrowheads="1" noChangeAspect="1"/>
                     </pic:cNvPicPr>
                   </pic:nvPicPr>
                   <pic:blipFill>
-                    <a:blip r:embed="rId70"/>
+                    <a:blip r:embed="rId71"/>
                     <a:stretch>
                       <a:fillRect/>
                     </a:stretch>
@@ -5491,18 +5537,18 @@
           <wp:inline>
             <wp:extent cx="5334000" cy="4007284"/>
             <wp:effectExtent b="0" l="0" r="0" t="0"/>
-            <wp:docPr descr="图3：MAGA 派系立场矩阵" title="" id="74" name="Picture"/>
+            <wp:docPr descr="图3：MAGA 派系立场矩阵" title="" id="75" name="Picture"/>
             <a:graphic>
               <a:graphicData uri="http://schemas.openxmlformats.org/drawingml/2006/picture">
                 <pic:pic>
                   <pic:nvPicPr>
-                    <pic:cNvPr descr="assets/fig01_3.png" id="75" name="Picture"/>
+                    <pic:cNvPr descr="assets/fig01_3.png" id="76" name="Picture"/>
                     <pic:cNvPicPr>
                       <a:picLocks noChangeArrowheads="1" noChangeAspect="1"/>
                     </pic:cNvPicPr>
                   </pic:nvPicPr>
                   <pic:blipFill>
-                    <a:blip r:embed="rId73"/>
+                    <a:blip r:embed="rId74"/>
                     <a:stretch>
                       <a:fillRect/>
                     </a:stretch>
@@ -5584,9 +5630,9 @@
         </w:pict>
       </w:r>
     </w:p>
-    <w:bookmarkEnd w:id="76"/>
     <w:bookmarkEnd w:id="77"/>
-    <w:bookmarkStart w:id="81" w:name="九2026-年中期选举含义"/>
+    <w:bookmarkEnd w:id="78"/>
+    <w:bookmarkStart w:id="82" w:name="九2026-年中期选举含义"/>
     <w:p>
       <w:pPr>
         <w:pStyle w:val="Heading2"/>
@@ -5607,7 +5653,7 @@
         <w:t xml:space="preserve">年中期选举含义</w:t>
       </w:r>
     </w:p>
-    <w:bookmarkStart w:id="78" w:name="事实已观察到的早期信号"/>
+    <w:bookmarkStart w:id="79" w:name="事实已观察到的早期信号"/>
     <w:p>
       <w:pPr>
         <w:pStyle w:val="Heading3"/>
@@ -5724,8 +5770,8 @@
         <w:t xml:space="preserve">在多个场合批评国内议题（无家可归、心理健康、出生率下降）被战争议程牺牲。</w:t>
       </w:r>
     </w:p>
-    <w:bookmarkEnd w:id="78"/>
-    <w:bookmarkStart w:id="80" w:name="推断当前分裂的中期选举含义"/>
+    <w:bookmarkEnd w:id="79"/>
+    <w:bookmarkStart w:id="81" w:name="推断当前分裂的中期选举含义"/>
     <w:p>
       <w:pPr>
         <w:pStyle w:val="Heading3"/>
@@ -5804,7 +5850,7 @@
         </w:rPr>
         <w:t xml:space="preserve">（</w:t>
       </w:r>
-      <w:hyperlink r:id="rId79">
+      <w:hyperlink r:id="rId80">
         <w:r>
           <w:rPr>
             <w:rStyle w:val="Hyperlink"/>
@@ -5963,9 +6009,9 @@
         </w:pict>
       </w:r>
     </w:p>
-    <w:bookmarkEnd w:id="80"/>
     <w:bookmarkEnd w:id="81"/>
-    <w:bookmarkStart w:id="82" w:name="十判断可能错在哪六个高风险假设"/>
+    <w:bookmarkEnd w:id="82"/>
+    <w:bookmarkStart w:id="83" w:name="十判断可能错在哪六个高风险假设"/>
     <w:p>
       <w:pPr>
         <w:pStyle w:val="Heading2"/>
@@ -6364,7 +6410,7 @@
         </w:pict>
       </w:r>
     </w:p>
-    <w:bookmarkEnd w:id="82"/>
+    <w:bookmarkEnd w:id="83"/>
     <w:bookmarkStart w:id="90" w:name="附录主要信源清单"/>
     <w:p>
       <w:pPr>
@@ -6461,7 +6507,7 @@
       <w:r>
         <w:t xml:space="preserve"> </w:t>
       </w:r>
-      <w:hyperlink r:id="rId83">
+      <w:hyperlink r:id="rId84">
         <w:r>
           <w:rPr>
             <w:rStyle w:val="Hyperlink"/>
@@ -6478,7 +6524,7 @@
       <w:r>
         <w:t xml:space="preserve"> </w:t>
       </w:r>
-      <w:hyperlink r:id="rId84">
+      <w:hyperlink r:id="rId85">
         <w:r>
           <w:rPr>
             <w:rStyle w:val="Hyperlink"/>
@@ -6715,7 +6761,7 @@
       <w:r>
         <w:t xml:space="preserve"> </w:t>
       </w:r>
-      <w:hyperlink r:id="rId85">
+      <w:hyperlink r:id="rId86">
         <w:r>
           <w:rPr>
             <w:rStyle w:val="Hyperlink"/>
@@ -6732,7 +6778,7 @@
       <w:r>
         <w:t xml:space="preserve"> </w:t>
       </w:r>
-      <w:hyperlink r:id="rId86">
+      <w:hyperlink r:id="rId65">
         <w:r>
           <w:rPr>
             <w:rStyle w:val="Hyperlink"/>
@@ -6959,7 +7005,7 @@
       <w:r>
         <w:t xml:space="preserve"> </w:t>
       </w:r>
-      <w:hyperlink r:id="rId67">
+      <w:hyperlink r:id="rId68">
         <w:r>
           <w:rPr>
             <w:rStyle w:val="Hyperlink"/>
@@ -6993,7 +7039,7 @@
       <w:r>
         <w:t xml:space="preserve"> </w:t>
       </w:r>
-      <w:hyperlink r:id="rId69">
+      <w:hyperlink r:id="rId70">
         <w:r>
           <w:rPr>
             <w:rStyle w:val="Hyperlink"/>

--- a/dashboard/public/iran-war/reports/01_maga_split_v4.docx
+++ b/dashboard/public/iran-war/reports/01_maga_split_v4.docx
@@ -2,7 +2,7 @@
 <file path=word/document.xml><?xml version="1.0" encoding="utf-8"?>
 <w:document xmlns:w="http://schemas.openxmlformats.org/wordprocessingml/2006/main" xmlns:m="http://schemas.openxmlformats.org/officeDocument/2006/math" xmlns:r="http://schemas.openxmlformats.org/officeDocument/2006/relationships" xmlns:o="urn:schemas-microsoft-com:office:office" xmlns:v="urn:schemas-microsoft-com:vml" xmlns:w10="urn:schemas-microsoft-com:office:word" xmlns:a="http://schemas.openxmlformats.org/drawingml/2006/main" xmlns:pic="http://schemas.openxmlformats.org/drawingml/2006/picture" xmlns:wp="http://schemas.openxmlformats.org/drawingml/2006/wordprocessingDrawing">
   <w:body>
-    <w:bookmarkStart w:id="91" w:name="报告-01-maga-在伊朗战争上的分裂"/>
+    <w:bookmarkStart w:id="97" w:name="报告-01-maga-在伊朗战争上的分裂"/>
     <w:p>
       <w:pPr>
         <w:pStyle w:val="Heading1"/>
@@ -101,7 +101,7 @@
         </w:pict>
       </w:r>
     </w:p>
-    <w:bookmarkStart w:id="9" w:name="摘要"/>
+    <w:bookmarkStart w:id="11" w:name="摘要"/>
     <w:p>
       <w:pPr>
         <w:pStyle w:val="Heading2"/>
@@ -292,43 +292,78 @@
         <w:rPr>
           <w:rFonts w:hint="eastAsia"/>
         </w:rPr>
-        <w:t xml:space="preserve">的共和党人仍然支持打击伊朗（NBC</w:t>
-      </w:r>
-      <w:r>
-        <w:t xml:space="preserve"> </w:t>
-      </w:r>
-      <w:r>
-        <w:rPr>
-          <w:rFonts w:hint="eastAsia"/>
-        </w:rPr>
-        <w:t xml:space="preserve">News，2026</w:t>
-      </w:r>
-      <w:r>
-        <w:t xml:space="preserve"> </w:t>
-      </w:r>
-      <w:r>
-        <w:rPr>
-          <w:rFonts w:hint="eastAsia"/>
-        </w:rPr>
-        <w:t xml:space="preserve">年</w:t>
-      </w:r>
-      <w:r>
-        <w:t xml:space="preserve"> 3 </w:t>
-      </w:r>
-      <w:r>
-        <w:rPr>
-          <w:rFonts w:hint="eastAsia"/>
-        </w:rPr>
-        <w:t xml:space="preserve">月）——但</w:t>
-      </w:r>
-      <w:r>
-        <w:t xml:space="preserve"> Marc </w:t>
-      </w:r>
-      <w:r>
-        <w:rPr>
-          <w:rFonts w:hint="eastAsia"/>
-        </w:rPr>
-        <w:t xml:space="preserve">Farinella（芝加哥大学）的民调方法论分析指出，这一数字存在内生选择偏差：与特朗普分歧的人可能已不再自我认同为</w:t>
+        <w:t xml:space="preserve">的共和党人仍然支持打击伊朗（</w:t>
+      </w:r>
+      <w:hyperlink r:id="rId9">
+        <w:r>
+          <w:rPr>
+            <w:rStyle w:val="Hyperlink"/>
+          </w:rPr>
+          <w:t xml:space="preserve">NBC </w:t>
+        </w:r>
+        <w:r>
+          <w:rPr>
+            <w:rStyle w:val="Hyperlink"/>
+            <w:rFonts w:hint="eastAsia"/>
+          </w:rPr>
+          <w:t xml:space="preserve">News，2026</w:t>
+        </w:r>
+        <w:r>
+          <w:rPr>
+            <w:rStyle w:val="Hyperlink"/>
+          </w:rPr>
+          <w:t xml:space="preserve"> </w:t>
+        </w:r>
+        <w:r>
+          <w:rPr>
+            <w:rStyle w:val="Hyperlink"/>
+            <w:rFonts w:hint="eastAsia"/>
+          </w:rPr>
+          <w:t xml:space="preserve">年</w:t>
+        </w:r>
+        <w:r>
+          <w:rPr>
+            <w:rStyle w:val="Hyperlink"/>
+          </w:rPr>
+          <w:t xml:space="preserve"> 3 </w:t>
+        </w:r>
+        <w:r>
+          <w:rPr>
+            <w:rStyle w:val="Hyperlink"/>
+            <w:rFonts w:hint="eastAsia"/>
+          </w:rPr>
+          <w:t xml:space="preserve">月</w:t>
+        </w:r>
+      </w:hyperlink>
+      <w:r>
+        <w:rPr>
+          <w:rFonts w:hint="eastAsia"/>
+        </w:rPr>
+        <w:t xml:space="preserve">）——但</w:t>
+      </w:r>
+      <w:r>
+        <w:t xml:space="preserve"> </w:t>
+      </w:r>
+      <w:hyperlink r:id="rId10">
+        <w:r>
+          <w:rPr>
+            <w:rStyle w:val="Hyperlink"/>
+          </w:rPr>
+          <w:t xml:space="preserve">Marc </w:t>
+        </w:r>
+        <w:r>
+          <w:rPr>
+            <w:rStyle w:val="Hyperlink"/>
+            <w:rFonts w:hint="eastAsia"/>
+          </w:rPr>
+          <w:t xml:space="preserve">Farinella（芝加哥大学）</w:t>
+        </w:r>
+      </w:hyperlink>
+      <w:r>
+        <w:rPr>
+          <w:rFonts w:hint="eastAsia"/>
+        </w:rPr>
+        <w:t xml:space="preserve">的民调方法论分析指出，这一数字存在内生选择偏差：与特朗普分歧的人可能已不再自我认同为</w:t>
       </w:r>
       <w:r>
         <w:t xml:space="preserve"> </w:t>
@@ -347,8 +382,8 @@
         </w:pict>
       </w:r>
     </w:p>
-    <w:bookmarkEnd w:id="9"/>
-    <w:bookmarkStart w:id="13" w:name="一理解前提四派不是派系内斗是四套-trump-主义"/>
+    <w:bookmarkEnd w:id="11"/>
+    <w:bookmarkStart w:id="15" w:name="一理解前提四派不是派系内斗是四套-trump-主义"/>
     <w:p>
       <w:pPr>
         <w:pStyle w:val="Heading2"/>
@@ -423,18 +458,18 @@
           <wp:inline>
             <wp:extent cx="5334000" cy="3312223"/>
             <wp:effectExtent b="0" l="0" r="0" t="0"/>
-            <wp:docPr descr="图1：MAGA 四派形成谱系（2015-2026）" title="" id="11" name="Picture"/>
+            <wp:docPr descr="图1：MAGA 四派形成谱系（2015-2026）" title="" id="13" name="Picture"/>
             <a:graphic>
               <a:graphicData uri="http://schemas.openxmlformats.org/drawingml/2006/picture">
                 <pic:pic>
                   <pic:nvPicPr>
-                    <pic:cNvPr descr="assets/fig01_1.png" id="12" name="Picture"/>
+                    <pic:cNvPr descr="assets/fig01_1.png" id="14" name="Picture"/>
                     <pic:cNvPicPr>
                       <a:picLocks noChangeArrowheads="1" noChangeAspect="1"/>
                     </pic:cNvPicPr>
                   </pic:nvPicPr>
                   <pic:blipFill>
-                    <a:blip r:embed="rId10"/>
+                    <a:blip r:embed="rId12"/>
                     <a:stretch>
                       <a:fillRect/>
                     </a:stretch>
@@ -546,8 +581,8 @@
         </w:pict>
       </w:r>
     </w:p>
-    <w:bookmarkEnd w:id="13"/>
-    <w:bookmarkStart w:id="28" w:name="二派系一原教旨孤立派bannon-carlson-阵营"/>
+    <w:bookmarkEnd w:id="15"/>
+    <w:bookmarkStart w:id="30" w:name="二派系一原教旨孤立派bannon-carlson-阵营"/>
     <w:p>
       <w:pPr>
         <w:pStyle w:val="Heading2"/>
@@ -568,7 +603,7 @@
         <w:t xml:space="preserve">阵营）</w:t>
       </w:r>
     </w:p>
-    <w:bookmarkStart w:id="14" w:name="核心人物与来源"/>
+    <w:bookmarkStart w:id="16" w:name="核心人物与来源"/>
     <w:p>
       <w:pPr>
         <w:pStyle w:val="Heading3"/>
@@ -694,8 +729,8 @@
         <w:t xml:space="preserve">这一派在思想谱系上属于古典保守主义（paleoconservative，古老保守派，强调传统主义、孤立主义的右翼传统），与新保守主义（neoconservative，主张通过军事手段推广民主、维持美国霸权）形成直接对立。</w:t>
       </w:r>
     </w:p>
-    <w:bookmarkEnd w:id="14"/>
-    <w:bookmarkStart w:id="18" w:name="事实伊朗战争中的立场与行动"/>
+    <w:bookmarkEnd w:id="16"/>
+    <w:bookmarkStart w:id="20" w:name="事实伊朗战争中的立场与行动"/>
     <w:p>
       <w:pPr>
         <w:pStyle w:val="Heading3"/>
@@ -736,7 +771,7 @@
         </w:rPr>
         <w:t xml:space="preserve">（</w:t>
       </w:r>
-      <w:hyperlink r:id="rId15">
+      <w:hyperlink r:id="rId17">
         <w:r>
           <w:rPr>
             <w:rStyle w:val="Hyperlink"/>
@@ -859,7 +894,7 @@
         </w:rPr>
         <w:t xml:space="preserve">月，已广泛传播，</w:t>
       </w:r>
-      <w:hyperlink r:id="rId16">
+      <w:hyperlink r:id="rId18">
         <w:r>
           <w:rPr>
             <w:rStyle w:val="Hyperlink"/>
@@ -1014,7 +1049,7 @@
         </w:rPr>
         <w:t xml:space="preserve">采访时预测共和党将因伊朗战争失去众议院，并以德克萨斯州某初选”民主党投票率超过共和党”为早期预警信号。（</w:t>
       </w:r>
-      <w:hyperlink r:id="rId17">
+      <w:hyperlink r:id="rId19">
         <w:r>
           <w:rPr>
             <w:rStyle w:val="Hyperlink"/>
@@ -1030,8 +1065,8 @@
         <w:t xml:space="preserve">）</w:t>
       </w:r>
     </w:p>
-    <w:bookmarkEnd w:id="18"/>
-    <w:bookmarkStart w:id="24" w:name="事实国会行动h.con.res.38"/>
+    <w:bookmarkEnd w:id="20"/>
+    <w:bookmarkStart w:id="26" w:name="事实国会行动h.con.res.38"/>
     <w:p>
       <w:pPr>
         <w:pStyle w:val="Heading3"/>
@@ -1082,7 +1117,7 @@
         </w:rPr>
         <w:t xml:space="preserve">Khanna（D-CA）共同提出（</w:t>
       </w:r>
-      <w:hyperlink r:id="rId19">
+      <w:hyperlink r:id="rId21">
         <w:r>
           <w:rPr>
             <w:rStyle w:val="Hyperlink"/>
@@ -1205,7 +1240,7 @@
         </w:rPr>
         <w:t xml:space="preserve">票之差失败。（</w:t>
       </w:r>
-      <w:hyperlink r:id="rId20">
+      <w:hyperlink r:id="rId22">
         <w:r>
           <w:rPr>
             <w:rStyle w:val="Hyperlink"/>
@@ -1317,7 +1352,7 @@
         </w:rPr>
         <w:t xml:space="preserve">日已被共和党多数五度击败（</w:t>
       </w:r>
-      <w:hyperlink r:id="rId21">
+      <w:hyperlink r:id="rId23">
         <w:r>
           <w:rPr>
             <w:rStyle w:val="Hyperlink"/>
@@ -1365,7 +1400,7 @@
         </w:rPr>
         <w:t xml:space="preserve">日，参议院推进了一项阻止进一步打击的决议（</w:t>
       </w:r>
-      <w:hyperlink r:id="rId22">
+      <w:hyperlink r:id="rId24">
         <w:r>
           <w:rPr>
             <w:rStyle w:val="Hyperlink"/>
@@ -1394,7 +1429,7 @@
         </w:rPr>
         <w:t xml:space="preserve">的投票陈述（</w:t>
       </w:r>
-      <w:hyperlink r:id="rId23">
+      <w:hyperlink r:id="rId25">
         <w:r>
           <w:rPr>
             <w:rStyle w:val="Hyperlink"/>
@@ -1413,8 +1448,8 @@
         <w:t xml:space="preserve">“I rise in support of this war powers resolution today because the moral hazard posed by a government no longer constrained by our Constitution is a grave threat.”</w:t>
       </w:r>
     </w:p>
-    <w:bookmarkEnd w:id="24"/>
-    <w:bookmarkStart w:id="27" w:name="事实来自特朗普政府内部的最高级别异见joe-kent-辞职"/>
+    <w:bookmarkEnd w:id="26"/>
+    <w:bookmarkStart w:id="29" w:name="事实来自特朗普政府内部的最高级别异见joe-kent-辞职"/>
     <w:p>
       <w:pPr>
         <w:pStyle w:val="Heading3"/>
@@ -1511,7 +1546,7 @@
         </w:rPr>
         <w:t xml:space="preserve">（</w:t>
       </w:r>
-      <w:hyperlink r:id="rId25">
+      <w:hyperlink r:id="rId27">
         <w:r>
           <w:rPr>
             <w:rStyle w:val="Hyperlink"/>
@@ -1526,7 +1561,7 @@
         </w:rPr>
         <w:t xml:space="preserve">；</w:t>
       </w:r>
-      <w:hyperlink r:id="rId26">
+      <w:hyperlink r:id="rId28">
         <w:r>
           <w:rPr>
             <w:rStyle w:val="Hyperlink"/>
@@ -1560,9 +1595,9 @@
         </w:pict>
       </w:r>
     </w:p>
-    <w:bookmarkEnd w:id="27"/>
-    <w:bookmarkEnd w:id="28"/>
-    <w:bookmarkStart w:id="34" w:name="三派系二务实强袭派hegseth-rubio-miller"/>
+    <w:bookmarkEnd w:id="29"/>
+    <w:bookmarkEnd w:id="30"/>
+    <w:bookmarkStart w:id="36" w:name="三派系二务实强袭派hegseth-rubio-miller"/>
     <w:p>
       <w:pPr>
         <w:pStyle w:val="Heading2"/>
@@ -1583,7 +1618,7 @@
         <w:t xml:space="preserve">Miller）</w:t>
       </w:r>
     </w:p>
-    <w:bookmarkStart w:id="29" w:name="核心人物与来源-1"/>
+    <w:bookmarkStart w:id="31" w:name="核心人物与来源-1"/>
     <w:p>
       <w:pPr>
         <w:pStyle w:val="Heading3"/>
@@ -1673,8 +1708,8 @@
         <w:t xml:space="preserve">“The mission is laser-focused: obliterate Iran’s missiles and drones and facilities that produce them, annihilate its navy and critical security infrastructure, and sever their pathway to nuclear weapons.”</w:t>
       </w:r>
     </w:p>
-    <w:bookmarkEnd w:id="29"/>
-    <w:bookmarkStart w:id="32" w:name="事实叙事不一致问题"/>
+    <w:bookmarkEnd w:id="31"/>
+    <w:bookmarkStart w:id="34" w:name="事实叙事不一致问题"/>
     <w:p>
       <w:pPr>
         <w:pStyle w:val="Heading3"/>
@@ -1705,7 +1740,7 @@
         </w:rPr>
         <w:t xml:space="preserve">政治分析（</w:t>
       </w:r>
-      <w:hyperlink r:id="rId30">
+      <w:hyperlink r:id="rId32">
         <w:r>
           <w:rPr>
             <w:rStyle w:val="Hyperlink"/>
@@ -1792,7 +1827,7 @@
         </w:rPr>
         <w:t xml:space="preserve">Success”（</w:t>
       </w:r>
-      <w:hyperlink r:id="rId31">
+      <w:hyperlink r:id="rId33">
         <w:r>
           <w:rPr>
             <w:rStyle w:val="Hyperlink"/>
@@ -1807,8 +1842,8 @@
         <w:t xml:space="preserve">），试图重新稳定叙事，但矛盾已在记录中。</w:t>
       </w:r>
     </w:p>
-    <w:bookmarkEnd w:id="32"/>
-    <w:bookmarkStart w:id="33" w:name="这一派目前的政治地位"/>
+    <w:bookmarkEnd w:id="34"/>
+    <w:bookmarkStart w:id="35" w:name="这一派目前的政治地位"/>
     <w:p>
       <w:pPr>
         <w:pStyle w:val="Heading3"/>
@@ -1838,9 +1873,9 @@
         </w:pict>
       </w:r>
     </w:p>
-    <w:bookmarkEnd w:id="33"/>
-    <w:bookmarkEnd w:id="34"/>
-    <w:bookmarkStart w:id="44" w:name="四派系三福音派锡安主义者mike-johnson"/>
+    <w:bookmarkEnd w:id="35"/>
+    <w:bookmarkEnd w:id="36"/>
+    <w:bookmarkStart w:id="46" w:name="四派系三福音派锡安主义者mike-johnson"/>
     <w:p>
       <w:pPr>
         <w:pStyle w:val="Heading2"/>
@@ -1861,7 +1896,7 @@
         <w:t xml:space="preserve">Johnson）</w:t>
       </w:r>
     </w:p>
-    <w:bookmarkStart w:id="35" w:name="核心人物与来源-2"/>
+    <w:bookmarkStart w:id="37" w:name="核心人物与来源-2"/>
     <w:p>
       <w:pPr>
         <w:pStyle w:val="Heading3"/>
@@ -1943,8 +1978,8 @@
         <w:t xml:space="preserve">dispensationalism）与美国政治权力的结合：以色列复国是圣经预言的实现，美国支持以色列是履行与上帝的约定。在这一框架内，伊朗战争不是外交政策选择，而是神意展开的一部分。</w:t>
       </w:r>
     </w:p>
-    <w:bookmarkEnd w:id="35"/>
-    <w:bookmarkStart w:id="40" w:name="事实johnson-的具体行动"/>
+    <w:bookmarkEnd w:id="37"/>
+    <w:bookmarkStart w:id="42" w:name="事实johnson-的具体行动"/>
     <w:p>
       <w:pPr>
         <w:pStyle w:val="Heading3"/>
@@ -2010,7 +2045,7 @@
         </w:rPr>
         <w:t xml:space="preserve">可查；</w:t>
       </w:r>
-      <w:hyperlink r:id="rId36">
+      <w:hyperlink r:id="rId38">
         <w:r>
           <w:rPr>
             <w:rStyle w:val="Hyperlink"/>
@@ -2024,7 +2059,7 @@
         </w:rPr>
         <w:t xml:space="preserve">；</w:t>
       </w:r>
-      <w:hyperlink r:id="rId37">
+      <w:hyperlink r:id="rId39">
         <w:r>
           <w:rPr>
             <w:rStyle w:val="Hyperlink"/>
@@ -2045,7 +2080,7 @@
         </w:rPr>
         <w:t xml:space="preserve">；</w:t>
       </w:r>
-      <w:hyperlink r:id="rId38">
+      <w:hyperlink r:id="rId40">
         <w:r>
           <w:rPr>
             <w:rStyle w:val="Hyperlink"/>
@@ -2188,7 +2223,7 @@
       <w:r>
         <w:t xml:space="preserve"> </w:t>
       </w:r>
-      <w:hyperlink r:id="rId39">
+      <w:hyperlink r:id="rId41">
         <w:r>
           <w:rPr>
             <w:rStyle w:val="Hyperlink"/>
@@ -2224,8 +2259,8 @@
         <w:t xml:space="preserve">及犹太领袖举行私会，承诺”筛查”党内孤立主义（反以色列）候选人。</w:t>
       </w:r>
     </w:p>
-    <w:bookmarkEnd w:id="40"/>
-    <w:bookmarkStart w:id="42" w:name="事实christian-zionist-基础设施"/>
+    <w:bookmarkEnd w:id="42"/>
+    <w:bookmarkStart w:id="44" w:name="事实christian-zionist-基础设施"/>
     <w:p>
       <w:pPr>
         <w:pStyle w:val="Heading3"/>
@@ -2313,7 +2348,7 @@
         </w:rPr>
         <w:t xml:space="preserve">万美元）（</w:t>
       </w:r>
-      <w:hyperlink r:id="rId41">
+      <w:hyperlink r:id="rId43">
         <w:r>
           <w:rPr>
             <w:rStyle w:val="Hyperlink"/>
@@ -2369,11 +2404,26 @@
         <w:rPr>
           <w:rFonts w:hint="eastAsia"/>
         </w:rPr>
-        <w:t xml:space="preserve">plan）的言论（Jacobin，2026-03）。</w:t>
-      </w:r>
-    </w:p>
-    <w:bookmarkEnd w:id="42"/>
-    <w:bookmarkStart w:id="43" w:name="这一派为何在-maga-分裂中几乎没有动摇"/>
+        <w:t xml:space="preserve">plan）的言论（</w:t>
+      </w:r>
+      <w:hyperlink r:id="rId43">
+        <w:r>
+          <w:rPr>
+            <w:rStyle w:val="Hyperlink"/>
+            <w:rFonts w:hint="eastAsia"/>
+          </w:rPr>
+          <w:t xml:space="preserve">Jacobin，2026-03</w:t>
+        </w:r>
+      </w:hyperlink>
+      <w:r>
+        <w:rPr>
+          <w:rFonts w:hint="eastAsia"/>
+        </w:rPr>
+        <w:t xml:space="preserve">）。</w:t>
+      </w:r>
+    </w:p>
+    <w:bookmarkEnd w:id="44"/>
+    <w:bookmarkStart w:id="45" w:name="这一派为何在-maga-分裂中几乎没有动摇"/>
     <w:p>
       <w:pPr>
         <w:pStyle w:val="Heading3"/>
@@ -2430,9 +2480,9 @@
         </w:pict>
       </w:r>
     </w:p>
-    <w:bookmarkEnd w:id="43"/>
-    <w:bookmarkEnd w:id="44"/>
-    <w:bookmarkStart w:id="51" w:name="五派系四后自由派-天主教保守派vance-ahmari"/>
+    <w:bookmarkEnd w:id="45"/>
+    <w:bookmarkEnd w:id="46"/>
+    <w:bookmarkStart w:id="54" w:name="五派系四后自由派-天主教保守派vance-ahmari"/>
     <w:p>
       <w:pPr>
         <w:pStyle w:val="Heading2"/>
@@ -2462,7 +2512,7 @@
         <w:t xml:space="preserve">Ahmari）</w:t>
       </w:r>
     </w:p>
-    <w:bookmarkStart w:id="45" w:name="核心人物与来源-3"/>
+    <w:bookmarkStart w:id="47" w:name="核心人物与来源-3"/>
     <w:p>
       <w:pPr>
         <w:pStyle w:val="Heading3"/>
@@ -2582,8 +2632,8 @@
         <w:t xml:space="preserve">这一派在外交政策上的承诺最明确：反对新保守主义干预主义，但不是孤立主义——它支持有战略意义的强硬行动，反对”目的模糊的联盟战争”。</w:t>
       </w:r>
     </w:p>
-    <w:bookmarkEnd w:id="45"/>
-    <w:bookmarkStart w:id="48" w:name="事实vance-的立场演变与资本化"/>
+    <w:bookmarkEnd w:id="47"/>
+    <w:bookmarkStart w:id="50" w:name="事实vance-的立场演变与资本化"/>
     <w:p>
       <w:pPr>
         <w:pStyle w:val="Heading3"/>
@@ -2688,7 +2738,7 @@
       <w:r>
         <w:t xml:space="preserve"> </w:t>
       </w:r>
-      <w:hyperlink r:id="rId46">
+      <w:hyperlink r:id="rId48">
         <w:r>
           <w:rPr>
             <w:rStyle w:val="Hyperlink"/>
@@ -2742,7 +2792,7 @@
         </w:rPr>
         <w:t xml:space="preserve">文章（</w:t>
       </w:r>
-      <w:hyperlink r:id="rId47">
+      <w:hyperlink r:id="rId49">
         <w:r>
           <w:rPr>
             <w:rStyle w:val="Hyperlink"/>
@@ -2825,8 +2875,8 @@
         <w:t xml:space="preserve">在承认一种自我解构：他们共同起草的宣言拒绝新保守主义外交政策正统，而现在看起来接受了类似结果。</w:t>
       </w:r>
     </w:p>
-    <w:bookmarkEnd w:id="48"/>
-    <w:bookmarkStart w:id="50" w:name="事实与教皇-leo-xiv-的公开决裂"/>
+    <w:bookmarkEnd w:id="50"/>
+    <w:bookmarkStart w:id="53" w:name="事实与教皇-leo-xiv-的公开决裂"/>
     <w:p>
       <w:pPr>
         <w:pStyle w:val="Heading3"/>
@@ -2887,7 +2937,7 @@
         </w:rPr>
         <w:t xml:space="preserve">在声明中称伊朗战争框架”完全背离基督之道”，基督门徒”永远不站在……投炸弹的那一边”。（</w:t>
       </w:r>
-      <w:hyperlink r:id="rId49">
+      <w:hyperlink r:id="rId51">
         <w:r>
           <w:rPr>
             <w:rStyle w:val="Hyperlink"/>
@@ -2971,7 +3021,7 @@
         </w:rPr>
         <w:t xml:space="preserve">（</w:t>
       </w:r>
-      <w:hyperlink r:id="rId49">
+      <w:hyperlink r:id="rId51">
         <w:r>
           <w:rPr>
             <w:rStyle w:val="Hyperlink"/>
@@ -3042,13 +3092,28 @@
         <w:t xml:space="preserve">个百分点优势赢得天主教票。美国天主教主教委员会主席</w:t>
       </w:r>
       <w:r>
-        <w:t xml:space="preserve"> Bishop James </w:t>
-      </w:r>
-      <w:r>
-        <w:rPr>
-          <w:rFonts w:hint="eastAsia"/>
-        </w:rPr>
-        <w:t xml:space="preserve">Massa（2026-04-15）为教皇权威和正义战争理论发表声明，明确与</w:t>
+        <w:t xml:space="preserve"> </w:t>
+      </w:r>
+      <w:hyperlink r:id="rId52">
+        <w:r>
+          <w:rPr>
+            <w:rStyle w:val="Hyperlink"/>
+          </w:rPr>
+          <w:t xml:space="preserve">Bishop James </w:t>
+        </w:r>
+        <w:r>
+          <w:rPr>
+            <w:rStyle w:val="Hyperlink"/>
+            <w:rFonts w:hint="eastAsia"/>
+          </w:rPr>
+          <w:t xml:space="preserve">Massa（2026-04-15）</w:t>
+        </w:r>
+      </w:hyperlink>
+      <w:r>
+        <w:rPr>
+          <w:rFonts w:hint="eastAsia"/>
+        </w:rPr>
+        <w:t xml:space="preserve">为教皇权威和正义战争理论发表声明，明确与</w:t>
       </w:r>
       <w:r>
         <w:t xml:space="preserve"> Vance </w:t>
@@ -3094,9 +3159,9 @@
         </w:pict>
       </w:r>
     </w:p>
-    <w:bookmarkEnd w:id="50"/>
-    <w:bookmarkEnd w:id="51"/>
-    <w:bookmarkStart w:id="59" w:name="六硅谷右翼第五股力量"/>
+    <w:bookmarkEnd w:id="53"/>
+    <w:bookmarkEnd w:id="54"/>
+    <w:bookmarkStart w:id="62" w:name="六硅谷右翼第五股力量"/>
     <w:p>
       <w:pPr>
         <w:pStyle w:val="Heading2"/>
@@ -3164,7 +3229,7 @@
         <w:t xml:space="preserve">分裂有独立影响。</w:t>
       </w:r>
     </w:p>
-    <w:bookmarkStart w:id="55" w:name="elon-musk"/>
+    <w:bookmarkStart w:id="58" w:name="elon-musk"/>
     <w:p>
       <w:pPr>
         <w:pStyle w:val="Heading3"/>
@@ -3241,7 +3306,7 @@
         </w:rPr>
         <w:t xml:space="preserve">上回复哈梅内伊帖子，称其”妄想”（</w:t>
       </w:r>
-      <w:hyperlink r:id="rId52">
+      <w:hyperlink r:id="rId55">
         <w:r>
           <w:rPr>
             <w:rStyle w:val="Hyperlink"/>
@@ -3300,7 +3365,7 @@
         </w:rPr>
         <w:t xml:space="preserve">年前的版本（狮日旗），主动发表政治声明。（</w:t>
       </w:r>
-      <w:hyperlink r:id="rId53">
+      <w:hyperlink r:id="rId56">
         <w:r>
           <w:rPr>
             <w:rStyle w:val="Hyperlink"/>
@@ -3431,7 +3496,7 @@
         </w:rPr>
         <w:t xml:space="preserve">服务条款禁止将终端用于武器系统。（</w:t>
       </w:r>
-      <w:hyperlink r:id="rId54">
+      <w:hyperlink r:id="rId57">
         <w:r>
           <w:rPr>
             <w:rStyle w:val="Hyperlink"/>
@@ -3467,8 +3532,8 @@
         <w:t xml:space="preserve">本人支持伊朗战争的政治目标，但在商业利益上向军方施加了价格压力。</w:t>
       </w:r>
     </w:p>
-    <w:bookmarkEnd w:id="55"/>
-    <w:bookmarkStart w:id="58" w:name="marc-andreessen-a16z"/>
+    <w:bookmarkEnd w:id="58"/>
+    <w:bookmarkStart w:id="61" w:name="marc-andreessen-a16z"/>
     <w:p>
       <w:pPr>
         <w:pStyle w:val="Heading3"/>
@@ -3581,7 +3646,7 @@
         </w:rPr>
         <w:t xml:space="preserve">亿美元，时值伊朗战争拖延期间（</w:t>
       </w:r>
-      <w:hyperlink r:id="rId56">
+      <w:hyperlink r:id="rId59">
         <w:r>
           <w:rPr>
             <w:rStyle w:val="Hyperlink"/>
@@ -3618,7 +3683,7 @@
         </w:rPr>
         <w:t xml:space="preserve">Behind”博文，论证自主战争”不是尽管有我们的价值观，而是因为有我们的价值观”（</w:t>
       </w:r>
-      <w:hyperlink r:id="rId57">
+      <w:hyperlink r:id="rId60">
         <w:r>
           <w:rPr>
             <w:rStyle w:val="Hyperlink"/>
@@ -3708,9 +3773,9 @@
         </w:pict>
       </w:r>
     </w:p>
-    <w:bookmarkEnd w:id="58"/>
-    <w:bookmarkEnd w:id="59"/>
-    <w:bookmarkStart w:id="67" w:name="七aipac-资金的结构性作用"/>
+    <w:bookmarkEnd w:id="61"/>
+    <w:bookmarkEnd w:id="62"/>
+    <w:bookmarkStart w:id="70" w:name="七aipac-资金的结构性作用"/>
     <w:p>
       <w:pPr>
         <w:pStyle w:val="Heading2"/>
@@ -3769,7 +3834,7 @@
         <w:t xml:space="preserve">国会议员中被巩固和反孤立派立场被筛选的机制之一。</w:t>
       </w:r>
     </w:p>
-    <w:bookmarkStart w:id="60" w:name="事实2024-年选举周期总体数据多源核实"/>
+    <w:bookmarkStart w:id="63" w:name="事实2024-年选举周期总体数据多源核实"/>
     <w:p>
       <w:pPr>
         <w:pStyle w:val="Heading3"/>
@@ -4156,8 +4221,8 @@
         </w:tc>
       </w:tr>
     </w:tbl>
-    <w:bookmarkEnd w:id="60"/>
-    <w:bookmarkStart w:id="62" w:name="事实关键个人受益者"/>
+    <w:bookmarkEnd w:id="63"/>
+    <w:bookmarkStart w:id="65" w:name="事实关键个人受益者"/>
     <w:p>
       <w:pPr>
         <w:pStyle w:val="Heading3"/>
@@ -4257,7 +4322,7 @@
         </w:rPr>
         <w:t xml:space="preserve">亿美元以色列援助法案后流入。（</w:t>
       </w:r>
-      <w:hyperlink r:id="rId36">
+      <w:hyperlink r:id="rId38">
         <w:r>
           <w:rPr>
             <w:rStyle w:val="Hyperlink"/>
@@ -4382,7 +4447,7 @@
         </w:rPr>
         <w:t xml:space="preserve">投票失败的关键阻力之一（</w:t>
       </w:r>
-      <w:hyperlink r:id="rId61">
+      <w:hyperlink r:id="rId64">
         <w:r>
           <w:rPr>
             <w:rStyle w:val="Hyperlink"/>
@@ -4398,8 +4463,8 @@
         <w:t xml:space="preserve">）。</w:t>
       </w:r>
     </w:p>
-    <w:bookmarkEnd w:id="62"/>
-    <w:bookmarkStart w:id="66" w:name="事实2026-年新发展aipac-通过空壳-pac-隐匿资金"/>
+    <w:bookmarkEnd w:id="65"/>
+    <w:bookmarkStart w:id="69" w:name="事实2026-年新发展aipac-通过空壳-pac-隐匿资金"/>
     <w:p>
       <w:pPr>
         <w:pStyle w:val="Heading3"/>
@@ -4442,7 +4507,7 @@
       <w:pPr>
         <w:pStyle w:val="FirstParagraph"/>
       </w:pPr>
-      <w:hyperlink r:id="rId63">
+      <w:hyperlink r:id="rId66">
         <w:r>
           <w:rPr>
             <w:rStyle w:val="Hyperlink"/>
@@ -4597,7 +4662,7 @@
         </w:rPr>
         <w:t xml:space="preserve">访谈，重新检视其论点在伊朗战争背景下的适用性，对自己的核心命题作出肯定。（</w:t>
       </w:r>
-      <w:hyperlink r:id="rId64">
+      <w:hyperlink r:id="rId67">
         <w:r>
           <w:rPr>
             <w:rStyle w:val="Hyperlink"/>
@@ -4629,7 +4694,7 @@
         </w:rPr>
         <w:t xml:space="preserve">CFR（美国外交关系协会）同期刊文分析国会在伊朗战争授权问题上的角色，记录了国会拒绝介入的制度性原因。（</w:t>
       </w:r>
-      <w:hyperlink r:id="rId65">
+      <w:hyperlink r:id="rId68">
         <w:r>
           <w:rPr>
             <w:rStyle w:val="Hyperlink"/>
@@ -4658,9 +4723,9 @@
         </w:pict>
       </w:r>
     </w:p>
-    <w:bookmarkEnd w:id="66"/>
-    <w:bookmarkEnd w:id="67"/>
-    <w:bookmarkStart w:id="78" w:name="八民调数据90-支持背后的方法论问题"/>
+    <w:bookmarkEnd w:id="69"/>
+    <w:bookmarkEnd w:id="70"/>
+    <w:bookmarkStart w:id="82" w:name="八民调数据90-支持背后的方法论问题"/>
     <w:p>
       <w:pPr>
         <w:pStyle w:val="Heading2"/>
@@ -4681,7 +4746,7 @@
         <w:t xml:space="preserve">支持背后的方法论问题</w:t>
       </w:r>
     </w:p>
-    <w:bookmarkStart w:id="69" w:name="事实核心数字"/>
+    <w:bookmarkStart w:id="74" w:name="事实核心数字"/>
     <w:p>
       <w:pPr>
         <w:pStyle w:val="Heading3"/>
@@ -4812,33 +4877,47 @@
             <w:pPr>
               <w:pStyle w:val="Compact"/>
             </w:pPr>
-            <w:r>
-              <w:t xml:space="preserve">NBC </w:t>
-            </w:r>
-            <w:r>
-              <w:rPr>
-                <w:rFonts w:hint="eastAsia"/>
-              </w:rPr>
-              <w:t xml:space="preserve">News，2026-02-27</w:t>
-            </w:r>
-            <w:r>
-              <w:t xml:space="preserve"> </w:t>
-            </w:r>
-            <w:r>
-              <w:rPr>
-                <w:rFonts w:hint="eastAsia"/>
-              </w:rPr>
-              <w:t xml:space="preserve">至</w:t>
-            </w:r>
-            <w:r>
-              <w:t xml:space="preserve"> </w:t>
-            </w:r>
-            <w:r>
-              <w:rPr>
-                <w:rFonts w:hint="eastAsia"/>
-              </w:rPr>
-              <w:t xml:space="preserve">03-03，n=1000，MOE±3.1pp（百分点）</w:t>
-            </w:r>
+            <w:hyperlink r:id="rId9">
+              <w:r>
+                <w:rPr>
+                  <w:rStyle w:val="Hyperlink"/>
+                </w:rPr>
+                <w:t xml:space="preserve">NBC </w:t>
+              </w:r>
+              <w:r>
+                <w:rPr>
+                  <w:rStyle w:val="Hyperlink"/>
+                  <w:rFonts w:hint="eastAsia"/>
+                </w:rPr>
+                <w:t xml:space="preserve">News，2026-02-27</w:t>
+              </w:r>
+              <w:r>
+                <w:rPr>
+                  <w:rStyle w:val="Hyperlink"/>
+                </w:rPr>
+                <w:t xml:space="preserve"> </w:t>
+              </w:r>
+              <w:r>
+                <w:rPr>
+                  <w:rStyle w:val="Hyperlink"/>
+                  <w:rFonts w:hint="eastAsia"/>
+                </w:rPr>
+                <w:t xml:space="preserve">至</w:t>
+              </w:r>
+              <w:r>
+                <w:rPr>
+                  <w:rStyle w:val="Hyperlink"/>
+                </w:rPr>
+                <w:t xml:space="preserve"> </w:t>
+              </w:r>
+              <w:r>
+                <w:rPr>
+                  <w:rStyle w:val="Hyperlink"/>
+                  <w:rFonts w:hint="eastAsia"/>
+                </w:rPr>
+                <w:t xml:space="preserve">03-03，n=1000，MOE±3.1pp（百分点）</w:t>
+              </w:r>
+            </w:hyperlink>
           </w:p>
         </w:tc>
       </w:tr>
@@ -4886,21 +4965,28 @@
             <w:pPr>
               <w:pStyle w:val="Compact"/>
             </w:pPr>
-            <w:r>
-              <w:rPr>
-                <w:rFonts w:hint="eastAsia"/>
-              </w:rPr>
-              <w:t xml:space="preserve">同一</w:t>
-            </w:r>
-            <w:r>
-              <w:t xml:space="preserve"> NBC </w:t>
-            </w:r>
-            <w:r>
-              <w:rPr>
-                <w:rFonts w:hint="eastAsia"/>
-              </w:rPr>
-              <w:t xml:space="preserve">民调</w:t>
-            </w:r>
+            <w:hyperlink r:id="rId9">
+              <w:r>
+                <w:rPr>
+                  <w:rStyle w:val="Hyperlink"/>
+                  <w:rFonts w:hint="eastAsia"/>
+                </w:rPr>
+                <w:t xml:space="preserve">同一</w:t>
+              </w:r>
+              <w:r>
+                <w:rPr>
+                  <w:rStyle w:val="Hyperlink"/>
+                </w:rPr>
+                <w:t xml:space="preserve"> NBC </w:t>
+              </w:r>
+              <w:r>
+                <w:rPr>
+                  <w:rStyle w:val="Hyperlink"/>
+                  <w:rFonts w:hint="eastAsia"/>
+                </w:rPr>
+                <w:t xml:space="preserve">民调</w:t>
+              </w:r>
+            </w:hyperlink>
           </w:p>
         </w:tc>
       </w:tr>
@@ -4948,7 +5034,7 @@
             <w:pPr>
               <w:pStyle w:val="Compact"/>
             </w:pPr>
-            <w:hyperlink r:id="rId68">
+            <w:hyperlink r:id="rId71">
               <w:r>
                 <w:rPr>
                   <w:rStyle w:val="Hyperlink"/>
@@ -5130,33 +5216,47 @@
             <w:pPr>
               <w:pStyle w:val="Compact"/>
             </w:pPr>
-            <w:r>
-              <w:t xml:space="preserve">Politico </w:t>
-            </w:r>
-            <w:r>
-              <w:rPr>
-                <w:rFonts w:hint="eastAsia"/>
-              </w:rPr>
-              <w:t xml:space="preserve">民调，2026-03-13</w:t>
-            </w:r>
-            <w:r>
-              <w:t xml:space="preserve"> </w:t>
-            </w:r>
-            <w:r>
-              <w:rPr>
-                <w:rFonts w:hint="eastAsia"/>
-              </w:rPr>
-              <w:t xml:space="preserve">至</w:t>
-            </w:r>
-            <w:r>
-              <w:t xml:space="preserve"> </w:t>
-            </w:r>
-            <w:r>
-              <w:rPr>
-                <w:rFonts w:hint="eastAsia"/>
-              </w:rPr>
-              <w:t xml:space="preserve">18，n≈4000</w:t>
-            </w:r>
+            <w:hyperlink r:id="rId72">
+              <w:r>
+                <w:rPr>
+                  <w:rStyle w:val="Hyperlink"/>
+                </w:rPr>
+                <w:t xml:space="preserve">Politico </w:t>
+              </w:r>
+              <w:r>
+                <w:rPr>
+                  <w:rStyle w:val="Hyperlink"/>
+                  <w:rFonts w:hint="eastAsia"/>
+                </w:rPr>
+                <w:t xml:space="preserve">民调，2026-03-13</w:t>
+              </w:r>
+              <w:r>
+                <w:rPr>
+                  <w:rStyle w:val="Hyperlink"/>
+                </w:rPr>
+                <w:t xml:space="preserve"> </w:t>
+              </w:r>
+              <w:r>
+                <w:rPr>
+                  <w:rStyle w:val="Hyperlink"/>
+                  <w:rFonts w:hint="eastAsia"/>
+                </w:rPr>
+                <w:t xml:space="preserve">至</w:t>
+              </w:r>
+              <w:r>
+                <w:rPr>
+                  <w:rStyle w:val="Hyperlink"/>
+                </w:rPr>
+                <w:t xml:space="preserve"> </w:t>
+              </w:r>
+              <w:r>
+                <w:rPr>
+                  <w:rStyle w:val="Hyperlink"/>
+                  <w:rFonts w:hint="eastAsia"/>
+                </w:rPr>
+                <w:t xml:space="preserve">18，n≈4000（链接待核实）</w:t>
+              </w:r>
+            </w:hyperlink>
           </w:p>
         </w:tc>
       </w:tr>
@@ -5204,21 +5304,28 @@
             <w:pPr>
               <w:pStyle w:val="Compact"/>
             </w:pPr>
-            <w:r>
-              <w:rPr>
-                <w:rFonts w:hint="eastAsia"/>
-              </w:rPr>
-              <w:t xml:space="preserve">同一</w:t>
-            </w:r>
-            <w:r>
-              <w:t xml:space="preserve"> Politico </w:t>
-            </w:r>
-            <w:r>
-              <w:rPr>
-                <w:rFonts w:hint="eastAsia"/>
-              </w:rPr>
-              <w:t xml:space="preserve">民调</w:t>
-            </w:r>
+            <w:hyperlink r:id="rId72">
+              <w:r>
+                <w:rPr>
+                  <w:rStyle w:val="Hyperlink"/>
+                  <w:rFonts w:hint="eastAsia"/>
+                </w:rPr>
+                <w:t xml:space="preserve">同一</w:t>
+              </w:r>
+              <w:r>
+                <w:rPr>
+                  <w:rStyle w:val="Hyperlink"/>
+                </w:rPr>
+                <w:t xml:space="preserve"> Politico </w:t>
+              </w:r>
+              <w:r>
+                <w:rPr>
+                  <w:rStyle w:val="Hyperlink"/>
+                  <w:rFonts w:hint="eastAsia"/>
+                </w:rPr>
+                <w:t xml:space="preserve">民调（链接待核实）</w:t>
+              </w:r>
+            </w:hyperlink>
           </w:p>
         </w:tc>
       </w:tr>
@@ -5254,15 +5361,20 @@
             <w:pPr>
               <w:pStyle w:val="Compact"/>
             </w:pPr>
-            <w:r>
-              <w:t xml:space="preserve">The Hill/Survey</w:t>
-            </w:r>
+            <w:hyperlink r:id="rId73">
+              <w:r>
+                <w:rPr>
+                  <w:rStyle w:val="Hyperlink"/>
+                </w:rPr>
+                <w:t xml:space="preserve">The Hill/Survey</w:t>
+              </w:r>
+            </w:hyperlink>
           </w:p>
         </w:tc>
       </w:tr>
     </w:tbl>
-    <w:bookmarkEnd w:id="69"/>
-    <w:bookmarkStart w:id="77" w:name="推断方法论警告"/>
+    <w:bookmarkEnd w:id="74"/>
+    <w:bookmarkStart w:id="81" w:name="推断方法论警告"/>
     <w:p>
       <w:pPr>
         <w:pStyle w:val="Heading3"/>
@@ -5293,7 +5405,7 @@
         </w:rPr>
         <w:t xml:space="preserve">存在选择性偏差问题。</w:t>
       </w:r>
-      <w:hyperlink r:id="rId70">
+      <w:hyperlink r:id="rId10">
         <w:r>
           <w:rPr>
             <w:rStyle w:val="Hyperlink"/>
@@ -5331,7 +5443,7 @@
             <w:rStyle w:val="Hyperlink"/>
             <w:rFonts w:hint="eastAsia"/>
           </w:rPr>
-          <w:t xml:space="preserve">School）</w:t>
+          <w:t xml:space="preserve">School）的分析</w:t>
         </w:r>
       </w:hyperlink>
       <w:r>
@@ -5415,18 +5527,18 @@
           <wp:inline>
             <wp:extent cx="5334000" cy="872113"/>
             <wp:effectExtent b="0" l="0" r="0" t="0"/>
-            <wp:docPr descr="图2：关键事件链（2025 年 6 月至 2026 年 5 月）" title="" id="72" name="Picture"/>
+            <wp:docPr descr="图2：关键事件链（2025 年 6 月至 2026 年 5 月）" title="" id="76" name="Picture"/>
             <a:graphic>
               <a:graphicData uri="http://schemas.openxmlformats.org/drawingml/2006/picture">
                 <pic:pic>
                   <pic:nvPicPr>
-                    <pic:cNvPr descr="assets/fig01_2.png" id="73" name="Picture"/>
+                    <pic:cNvPr descr="assets/fig01_2.png" id="77" name="Picture"/>
                     <pic:cNvPicPr>
                       <a:picLocks noChangeArrowheads="1" noChangeAspect="1"/>
                     </pic:cNvPicPr>
                   </pic:nvPicPr>
                   <pic:blipFill>
-                    <a:blip r:embed="rId71"/>
+                    <a:blip r:embed="rId75"/>
                     <a:stretch>
                       <a:fillRect/>
                     </a:stretch>
@@ -5537,18 +5649,18 @@
           <wp:inline>
             <wp:extent cx="5334000" cy="4007284"/>
             <wp:effectExtent b="0" l="0" r="0" t="0"/>
-            <wp:docPr descr="图3：MAGA 派系立场矩阵" title="" id="75" name="Picture"/>
+            <wp:docPr descr="图3：MAGA 派系立场矩阵" title="" id="79" name="Picture"/>
             <a:graphic>
               <a:graphicData uri="http://schemas.openxmlformats.org/drawingml/2006/picture">
                 <pic:pic>
                   <pic:nvPicPr>
-                    <pic:cNvPr descr="assets/fig01_3.png" id="76" name="Picture"/>
+                    <pic:cNvPr descr="assets/fig01_3.png" id="80" name="Picture"/>
                     <pic:cNvPicPr>
                       <a:picLocks noChangeArrowheads="1" noChangeAspect="1"/>
                     </pic:cNvPicPr>
                   </pic:nvPicPr>
                   <pic:blipFill>
-                    <a:blip r:embed="rId74"/>
+                    <a:blip r:embed="rId78"/>
                     <a:stretch>
                       <a:fillRect/>
                     </a:stretch>
@@ -5630,9 +5742,9 @@
         </w:pict>
       </w:r>
     </w:p>
-    <w:bookmarkEnd w:id="77"/>
-    <w:bookmarkEnd w:id="78"/>
-    <w:bookmarkStart w:id="82" w:name="九2026-年中期选举含义"/>
+    <w:bookmarkEnd w:id="81"/>
+    <w:bookmarkEnd w:id="82"/>
+    <w:bookmarkStart w:id="88" w:name="九2026-年中期选举含义"/>
     <w:p>
       <w:pPr>
         <w:pStyle w:val="Heading2"/>
@@ -5653,7 +5765,7 @@
         <w:t xml:space="preserve">年中期选举含义</w:t>
       </w:r>
     </w:p>
-    <w:bookmarkStart w:id="79" w:name="事实已观察到的早期信号"/>
+    <w:bookmarkStart w:id="85" w:name="事实已观察到的早期信号"/>
     <w:p>
       <w:pPr>
         <w:pStyle w:val="Heading3"/>
@@ -5701,14 +5813,26 @@
       <w:pPr>
         <w:pStyle w:val="BodyText"/>
       </w:pPr>
-      <w:r>
-        <w:t xml:space="preserve">CNN/SSRS </w:t>
-      </w:r>
-      <w:r>
-        <w:rPr>
-          <w:rFonts w:hint="eastAsia"/>
-        </w:rPr>
-        <w:t xml:space="preserve">数据：45</w:t>
+      <w:hyperlink r:id="rId83">
+        <w:r>
+          <w:rPr>
+            <w:rStyle w:val="Hyperlink"/>
+          </w:rPr>
+          <w:t xml:space="preserve">CNN/SSRS </w:t>
+        </w:r>
+        <w:r>
+          <w:rPr>
+            <w:rStyle w:val="Hyperlink"/>
+            <w:rFonts w:hint="eastAsia"/>
+          </w:rPr>
+          <w:t xml:space="preserve">数据</w:t>
+        </w:r>
+      </w:hyperlink>
+      <w:r>
+        <w:rPr>
+          <w:rFonts w:hint="eastAsia"/>
+        </w:rPr>
+        <w:t xml:space="preserve">：45</w:t>
       </w:r>
       <w:r>
         <w:t xml:space="preserve"> </w:t>
@@ -5760,8 +5884,16 @@
       <w:pPr>
         <w:pStyle w:val="BodyText"/>
       </w:pPr>
-      <w:r>
-        <w:t xml:space="preserve">Young Republicans </w:t>
+      <w:hyperlink r:id="rId84">
+        <w:r>
+          <w:rPr>
+            <w:rStyle w:val="Hyperlink"/>
+          </w:rPr>
+          <w:t xml:space="preserve">Young Republicans</w:t>
+        </w:r>
+      </w:hyperlink>
+      <w:r>
+        <w:t xml:space="preserve"> </w:t>
       </w:r>
       <w:r>
         <w:rPr>
@@ -5770,8 +5902,8 @@
         <w:t xml:space="preserve">在多个场合批评国内议题（无家可归、心理健康、出生率下降）被战争议程牺牲。</w:t>
       </w:r>
     </w:p>
-    <w:bookmarkEnd w:id="79"/>
-    <w:bookmarkStart w:id="81" w:name="推断当前分裂的中期选举含义"/>
+    <w:bookmarkEnd w:id="85"/>
+    <w:bookmarkStart w:id="87" w:name="推断当前分裂的中期选举含义"/>
     <w:p>
       <w:pPr>
         <w:pStyle w:val="Heading3"/>
@@ -5850,13 +5982,13 @@
         </w:rPr>
         <w:t xml:space="preserve">（</w:t>
       </w:r>
-      <w:hyperlink r:id="rId80">
+      <w:hyperlink r:id="rId86">
         <w:r>
           <w:rPr>
             <w:rStyle w:val="Hyperlink"/>
             <w:rFonts w:hint="eastAsia"/>
           </w:rPr>
-          <w:t xml:space="preserve">NPR，2026</w:t>
+          <w:t xml:space="preserve">NPR，2026-03-07</w:t>
         </w:r>
       </w:hyperlink>
       <w:r>
@@ -5905,14 +6037,26 @@
       <w:pPr>
         <w:pStyle w:val="BodyText"/>
       </w:pPr>
-      <w:r>
-        <w:t xml:space="preserve">Marc </w:t>
-      </w:r>
-      <w:r>
-        <w:rPr>
-          <w:rFonts w:hint="eastAsia"/>
-        </w:rPr>
-        <w:t xml:space="preserve">Farinella（芝加哥大学）指出，真正持有信念的媒体人”不太可能随着特朗普走”；</w:t>
+      <w:hyperlink r:id="rId10">
+        <w:r>
+          <w:rPr>
+            <w:rStyle w:val="Hyperlink"/>
+          </w:rPr>
+          <w:t xml:space="preserve">Marc </w:t>
+        </w:r>
+        <w:r>
+          <w:rPr>
+            <w:rStyle w:val="Hyperlink"/>
+            <w:rFonts w:hint="eastAsia"/>
+          </w:rPr>
+          <w:t xml:space="preserve">Farinella（芝加哥大学）</w:t>
+        </w:r>
+      </w:hyperlink>
+      <w:r>
+        <w:rPr>
+          <w:rFonts w:hint="eastAsia"/>
+        </w:rPr>
+        <w:t xml:space="preserve">指出，真正持有信念的媒体人”不太可能随着特朗普走”；</w:t>
       </w:r>
       <w:r>
         <w:t xml:space="preserve">“America First”</w:t>
@@ -6009,9 +6153,9 @@
         </w:pict>
       </w:r>
     </w:p>
-    <w:bookmarkEnd w:id="81"/>
-    <w:bookmarkEnd w:id="82"/>
-    <w:bookmarkStart w:id="83" w:name="十判断可能错在哪六个高风险假设"/>
+    <w:bookmarkEnd w:id="87"/>
+    <w:bookmarkEnd w:id="88"/>
+    <w:bookmarkStart w:id="89" w:name="十判断可能错在哪六个高风险假设"/>
     <w:p>
       <w:pPr>
         <w:pStyle w:val="Heading2"/>
@@ -6410,8 +6554,8 @@
         </w:pict>
       </w:r>
     </w:p>
-    <w:bookmarkEnd w:id="83"/>
-    <w:bookmarkStart w:id="90" w:name="附录主要信源清单"/>
+    <w:bookmarkEnd w:id="89"/>
+    <w:bookmarkStart w:id="96" w:name="附录主要信源清单"/>
     <w:p>
       <w:pPr>
         <w:pStyle w:val="Heading2"/>
@@ -6444,7 +6588,7 @@
       <w:r>
         <w:t xml:space="preserve"> </w:t>
       </w:r>
-      <w:hyperlink r:id="rId19">
+      <w:hyperlink r:id="rId21">
         <w:r>
           <w:rPr>
             <w:rStyle w:val="Hyperlink"/>
@@ -6461,7 +6605,7 @@
       <w:r>
         <w:t xml:space="preserve"> </w:t>
       </w:r>
-      <w:hyperlink r:id="rId20">
+      <w:hyperlink r:id="rId22">
         <w:r>
           <w:rPr>
             <w:rStyle w:val="Hyperlink"/>
@@ -6478,7 +6622,7 @@
       <w:r>
         <w:t xml:space="preserve"> </w:t>
       </w:r>
-      <w:hyperlink r:id="rId31">
+      <w:hyperlink r:id="rId33">
         <w:r>
           <w:rPr>
             <w:rStyle w:val="Hyperlink"/>
@@ -6507,7 +6651,7 @@
       <w:r>
         <w:t xml:space="preserve"> </w:t>
       </w:r>
-      <w:hyperlink r:id="rId84">
+      <w:hyperlink r:id="rId90">
         <w:r>
           <w:rPr>
             <w:rStyle w:val="Hyperlink"/>
@@ -6524,7 +6668,7 @@
       <w:r>
         <w:t xml:space="preserve"> </w:t>
       </w:r>
-      <w:hyperlink r:id="rId85">
+      <w:hyperlink r:id="rId91">
         <w:r>
           <w:rPr>
             <w:rStyle w:val="Hyperlink"/>
@@ -6554,7 +6698,7 @@
       <w:r>
         <w:t xml:space="preserve"> </w:t>
       </w:r>
-      <w:hyperlink r:id="rId46">
+      <w:hyperlink r:id="rId48">
         <w:r>
           <w:rPr>
             <w:rStyle w:val="Hyperlink"/>
@@ -6571,7 +6715,7 @@
       <w:r>
         <w:t xml:space="preserve"> </w:t>
       </w:r>
-      <w:hyperlink r:id="rId15">
+      <w:hyperlink r:id="rId17">
         <w:r>
           <w:rPr>
             <w:rStyle w:val="Hyperlink"/>
@@ -6588,12 +6732,29 @@
       <w:r>
         <w:t xml:space="preserve"> </w:t>
       </w:r>
+      <w:hyperlink r:id="rId27">
+        <w:r>
+          <w:rPr>
+            <w:rStyle w:val="Hyperlink"/>
+          </w:rPr>
+          <w:t xml:space="preserve">CNN: Joe Kent resignation</w:t>
+        </w:r>
+      </w:hyperlink>
+      <w:r>
+        <w:t xml:space="preserve"> </w:t>
+      </w:r>
+      <w:r>
+        <w:t xml:space="preserve">-</w:t>
+      </w:r>
+      <w:r>
+        <w:t xml:space="preserve"> </w:t>
+      </w:r>
       <w:hyperlink r:id="rId25">
         <w:r>
           <w:rPr>
             <w:rStyle w:val="Hyperlink"/>
           </w:rPr>
-          <w:t xml:space="preserve">CNN: Joe Kent resignation</w:t>
+          <w:t xml:space="preserve">CNN: Warren Davidson war powers vote</w:t>
         </w:r>
       </w:hyperlink>
       <w:r>
@@ -6605,12 +6766,12 @@
       <w:r>
         <w:t xml:space="preserve"> </w:t>
       </w:r>
-      <w:hyperlink r:id="rId23">
-        <w:r>
-          <w:rPr>
-            <w:rStyle w:val="Hyperlink"/>
-          </w:rPr>
-          <w:t xml:space="preserve">CNN: Warren Davidson war powers vote</w:t>
+      <w:hyperlink r:id="rId18">
+        <w:r>
+          <w:rPr>
+            <w:rStyle w:val="Hyperlink"/>
+          </w:rPr>
+          <w:t xml:space="preserve">CNN: MAGA malaise analysis (2026-04-22)</w:t>
         </w:r>
       </w:hyperlink>
       <w:r>
@@ -6622,12 +6783,12 @@
       <w:r>
         <w:t xml:space="preserve"> </w:t>
       </w:r>
-      <w:hyperlink r:id="rId16">
-        <w:r>
-          <w:rPr>
-            <w:rStyle w:val="Hyperlink"/>
-          </w:rPr>
-          <w:t xml:space="preserve">CNN: MAGA malaise analysis (2026-04-22)</w:t>
+      <w:hyperlink r:id="rId38">
+        <w:r>
+          <w:rPr>
+            <w:rStyle w:val="Hyperlink"/>
+          </w:rPr>
+          <w:t xml:space="preserve">The Intercept: AIPAC/Johnson (2024-01-20)</w:t>
         </w:r>
       </w:hyperlink>
       <w:r>
@@ -6639,12 +6800,12 @@
       <w:r>
         <w:t xml:space="preserve"> </w:t>
       </w:r>
-      <w:hyperlink r:id="rId36">
-        <w:r>
-          <w:rPr>
-            <w:rStyle w:val="Hyperlink"/>
-          </w:rPr>
-          <w:t xml:space="preserve">The Intercept: AIPAC/Johnson (2024-01-20)</w:t>
+      <w:hyperlink r:id="rId57">
+        <w:r>
+          <w:rPr>
+            <w:rStyle w:val="Hyperlink"/>
+          </w:rPr>
+          <w:t xml:space="preserve">CNBC: SpaceX/Pentagon Starlink dispute (2026-05-26)</w:t>
         </w:r>
       </w:hyperlink>
       <w:r>
@@ -6656,12 +6817,12 @@
       <w:r>
         <w:t xml:space="preserve"> </w:t>
       </w:r>
-      <w:hyperlink r:id="rId54">
-        <w:r>
-          <w:rPr>
-            <w:rStyle w:val="Hyperlink"/>
-          </w:rPr>
-          <w:t xml:space="preserve">CNBC: SpaceX/Pentagon Starlink dispute (2026-05-26)</w:t>
+      <w:hyperlink r:id="rId66">
+        <w:r>
+          <w:rPr>
+            <w:rStyle w:val="Hyperlink"/>
+          </w:rPr>
+          <w:t xml:space="preserve">Al Jazeera: AIPAC shell PACs (2026-05-20)</w:t>
         </w:r>
       </w:hyperlink>
       <w:r>
@@ -6673,12 +6834,12 @@
       <w:r>
         <w:t xml:space="preserve"> </w:t>
       </w:r>
-      <w:hyperlink r:id="rId63">
-        <w:r>
-          <w:rPr>
-            <w:rStyle w:val="Hyperlink"/>
-          </w:rPr>
-          <w:t xml:space="preserve">Al Jazeera: AIPAC shell PACs (2026-05-20)</w:t>
+      <w:hyperlink r:id="rId28">
+        <w:r>
+          <w:rPr>
+            <w:rStyle w:val="Hyperlink"/>
+          </w:rPr>
+          <w:t xml:space="preserve">Axios: Joe Kent (2026-03-17)</w:t>
         </w:r>
       </w:hyperlink>
       <w:r>
@@ -6690,24 +6851,7 @@
       <w:r>
         <w:t xml:space="preserve"> </w:t>
       </w:r>
-      <w:hyperlink r:id="rId26">
-        <w:r>
-          <w:rPr>
-            <w:rStyle w:val="Hyperlink"/>
-          </w:rPr>
-          <w:t xml:space="preserve">Axios: Joe Kent (2026-03-17)</w:t>
-        </w:r>
-      </w:hyperlink>
-      <w:r>
-        <w:t xml:space="preserve"> </w:t>
-      </w:r>
-      <w:r>
-        <w:t xml:space="preserve">-</w:t>
-      </w:r>
-      <w:r>
-        <w:t xml:space="preserve"> </w:t>
-      </w:r>
-      <w:hyperlink r:id="rId17">
+      <w:hyperlink r:id="rId19">
         <w:r>
           <w:rPr>
             <w:rStyle w:val="Hyperlink"/>
@@ -6761,7 +6905,7 @@
       <w:r>
         <w:t xml:space="preserve"> </w:t>
       </w:r>
-      <w:hyperlink r:id="rId86">
+      <w:hyperlink r:id="rId92">
         <w:r>
           <w:rPr>
             <w:rStyle w:val="Hyperlink"/>
@@ -6778,7 +6922,7 @@
       <w:r>
         <w:t xml:space="preserve"> </w:t>
       </w:r>
-      <w:hyperlink r:id="rId65">
+      <w:hyperlink r:id="rId68">
         <w:r>
           <w:rPr>
             <w:rStyle w:val="Hyperlink"/>
@@ -6808,7 +6952,7 @@
       <w:r>
         <w:t xml:space="preserve"> </w:t>
       </w:r>
-      <w:hyperlink r:id="rId61">
+      <w:hyperlink r:id="rId64">
         <w:r>
           <w:rPr>
             <w:rStyle w:val="Hyperlink"/>
@@ -6825,7 +6969,7 @@
       <w:r>
         <w:t xml:space="preserve"> </w:t>
       </w:r>
-      <w:hyperlink r:id="rId41">
+      <w:hyperlink r:id="rId43">
         <w:r>
           <w:rPr>
             <w:rStyle w:val="Hyperlink"/>
@@ -6842,12 +6986,41 @@
       <w:r>
         <w:t xml:space="preserve"> </w:t>
       </w:r>
+      <w:hyperlink r:id="rId51">
+        <w:r>
+          <w:rPr>
+            <w:rStyle w:val="Hyperlink"/>
+          </w:rPr>
+          <w:t xml:space="preserve">Responsible Statecraft: Catholics, Pope, war, Trump</w:t>
+        </w:r>
+      </w:hyperlink>
+      <w:r>
+        <w:t xml:space="preserve"> </w:t>
+      </w:r>
+      <w:r>
+        <w:t xml:space="preserve">-</w:t>
+      </w:r>
+      <w:r>
+        <w:t xml:space="preserve"> </w:t>
+      </w:r>
       <w:hyperlink r:id="rId49">
         <w:r>
           <w:rPr>
             <w:rStyle w:val="Hyperlink"/>
           </w:rPr>
-          <w:t xml:space="preserve">Responsible Statecraft: Catholics, Pope, war, Trump</w:t>
+          <w:t xml:space="preserve">UnHerd:</w:t>
+        </w:r>
+        <w:r>
+          <w:rPr>
+            <w:rStyle w:val="Hyperlink"/>
+          </w:rPr>
+          <w:t xml:space="preserve"> </w:t>
+        </w:r>
+        <w:r>
+          <w:rPr>
+            <w:rStyle w:val="Hyperlink"/>
+          </w:rPr>
+          <w:t xml:space="preserve">“How JD Vance Lost the Foreign Policy War”</w:t>
         </w:r>
       </w:hyperlink>
       <w:r>
@@ -6859,12 +7032,29 @@
       <w:r>
         <w:t xml:space="preserve"> </w:t>
       </w:r>
-      <w:hyperlink r:id="rId47">
-        <w:r>
-          <w:rPr>
-            <w:rStyle w:val="Hyperlink"/>
-          </w:rPr>
-          <w:t xml:space="preserve">UnHerd:</w:t>
+      <w:hyperlink r:id="rId93">
+        <w:r>
+          <w:rPr>
+            <w:rStyle w:val="Hyperlink"/>
+          </w:rPr>
+          <w:t xml:space="preserve">Boing Boing: Andreessen as war profiteer</w:t>
+        </w:r>
+      </w:hyperlink>
+      <w:r>
+        <w:t xml:space="preserve"> </w:t>
+      </w:r>
+      <w:r>
+        <w:t xml:space="preserve">-</w:t>
+      </w:r>
+      <w:r>
+        <w:t xml:space="preserve"> </w:t>
+      </w:r>
+      <w:hyperlink r:id="rId60">
+        <w:r>
+          <w:rPr>
+            <w:rStyle w:val="Hyperlink"/>
+          </w:rPr>
+          <w:t xml:space="preserve">a16z:</w:t>
         </w:r>
         <w:r>
           <w:rPr>
@@ -6876,7 +7066,7 @@
           <w:rPr>
             <w:rStyle w:val="Hyperlink"/>
           </w:rPr>
-          <w:t xml:space="preserve">“How JD Vance Lost the Foreign Policy War”</w:t>
+          <w:t xml:space="preserve">“No Man Left Behind”</w:t>
         </w:r>
       </w:hyperlink>
       <w:r>
@@ -6888,12 +7078,12 @@
       <w:r>
         <w:t xml:space="preserve"> </w:t>
       </w:r>
-      <w:hyperlink r:id="rId87">
-        <w:r>
-          <w:rPr>
-            <w:rStyle w:val="Hyperlink"/>
-          </w:rPr>
-          <w:t xml:space="preserve">Boing Boing: Andreessen as war profiteer</w:t>
+      <w:hyperlink r:id="rId67">
+        <w:r>
+          <w:rPr>
+            <w:rStyle w:val="Hyperlink"/>
+          </w:rPr>
+          <w:t xml:space="preserve">Mearsheimer/Walt 20th anniversary (Unz Review, 2026-04-04)</w:t>
         </w:r>
       </w:hyperlink>
       <w:r>
@@ -6905,53 +7095,7 @@
       <w:r>
         <w:t xml:space="preserve"> </w:t>
       </w:r>
-      <w:hyperlink r:id="rId57">
-        <w:r>
-          <w:rPr>
-            <w:rStyle w:val="Hyperlink"/>
-          </w:rPr>
-          <w:t xml:space="preserve">a16z:</w:t>
-        </w:r>
-        <w:r>
-          <w:rPr>
-            <w:rStyle w:val="Hyperlink"/>
-          </w:rPr>
-          <w:t xml:space="preserve"> </w:t>
-        </w:r>
-        <w:r>
-          <w:rPr>
-            <w:rStyle w:val="Hyperlink"/>
-          </w:rPr>
-          <w:t xml:space="preserve">“No Man Left Behind”</w:t>
-        </w:r>
-      </w:hyperlink>
-      <w:r>
-        <w:t xml:space="preserve"> </w:t>
-      </w:r>
-      <w:r>
-        <w:t xml:space="preserve">-</w:t>
-      </w:r>
-      <w:r>
-        <w:t xml:space="preserve"> </w:t>
-      </w:r>
-      <w:hyperlink r:id="rId64">
-        <w:r>
-          <w:rPr>
-            <w:rStyle w:val="Hyperlink"/>
-          </w:rPr>
-          <w:t xml:space="preserve">Mearsheimer/Walt 20th anniversary (Unz Review, 2026-04-04)</w:t>
-        </w:r>
-      </w:hyperlink>
-      <w:r>
-        <w:t xml:space="preserve"> </w:t>
-      </w:r>
-      <w:r>
-        <w:t xml:space="preserve">-</w:t>
-      </w:r>
-      <w:r>
-        <w:t xml:space="preserve"> </w:t>
-      </w:r>
-      <w:hyperlink r:id="rId88">
+      <w:hyperlink r:id="rId94">
         <w:r>
           <w:rPr>
             <w:rStyle w:val="Hyperlink"/>
@@ -7005,7 +7149,7 @@
       <w:r>
         <w:t xml:space="preserve"> </w:t>
       </w:r>
-      <w:hyperlink r:id="rId68">
+      <w:hyperlink r:id="rId71">
         <w:r>
           <w:rPr>
             <w:rStyle w:val="Hyperlink"/>
@@ -7022,7 +7166,7 @@
       <w:r>
         <w:t xml:space="preserve"> </w:t>
       </w:r>
-      <w:hyperlink r:id="rId89">
+      <w:hyperlink r:id="rId95">
         <w:r>
           <w:rPr>
             <w:rStyle w:val="Hyperlink"/>
@@ -7039,7 +7183,7 @@
       <w:r>
         <w:t xml:space="preserve"> </w:t>
       </w:r>
-      <w:hyperlink r:id="rId70">
+      <w:hyperlink r:id="rId10">
         <w:r>
           <w:rPr>
             <w:rStyle w:val="Hyperlink"/>
@@ -7311,8 +7455,8 @@
         <w:t xml:space="preserve"> /iran-war/maga-split/</w:t>
       </w:r>
     </w:p>
-    <w:bookmarkEnd w:id="90"/>
-    <w:bookmarkEnd w:id="91"/>
+    <w:bookmarkEnd w:id="96"/>
+    <w:bookmarkEnd w:id="97"/>
     <w:sectPr>
       <w:footnotePr>
         <w:numRestart w:val="eachSect"/>
